--- a/docs/Musparql_Participant_Notice_ICF_Review.docx
+++ b/docs/Musparql_Participant_Notice_ICF_Review.docx
@@ -49,6 +49,7 @@
         </w:trPr>
         <w:tc>
           <w:tcPr>
+            <w:gridSpan w:val="3"/>
             <w:tcMar>
               <w:top w:w="110.0" w:type="dxa"/>
               <w:bottom w:w="0.0" w:type="dxa"/>
@@ -57,8 +58,9 @@
           </w:tcPr>
           <w:p>
             <w:pPr>
+              <w:keepNext w:val="0"/>
               <w:widowControl/>
-              <w:spacing w:after="60" w:before="0" w:line="269" w:lineRule="auto"/>
+              <w:spacing w:after="440" w:before="0" w:line="240" w:lineRule="auto"/>
               <w:rPr>
                 <w:sz w:val="18"/>
                 <w:szCs w:val="18"/>
@@ -67,194 +69,64 @@
             <w:r>
               <w:rPr>
                 <w:rFonts w:ascii="Arial" w:hAnsi="Arial" w:eastAsia="Arial"/>
-                <w:b w:val="0"/>
-                <w:color w:val="000000"/>
-                <w:sz w:val="19"/>
+                <w:b/>
+                <w:color w:val="E05C34"/>
+                <w:sz w:val="34"/>
               </w:rPr>
-              <w:t>10 September 2026</w:t>
+              <w:t>musparql</w:t>
             </w:r>
           </w:p>
           <w:p>
             <w:pPr>
+              <w:pStyle w:val="Title"/>
+              <w:keepNext w:val="0"/>
               <w:widowControl/>
-              <w:spacing w:before="0" w:after="140" w:line="269" w:lineRule="auto"/>
-            </w:pPr>
-            <w:r>
-              <w:rPr>
-                <w:rFonts w:ascii="Arial" w:hAnsi="Arial" w:eastAsia="Arial"/>
-                <w:b w:val="0"/>
-                <w:color w:val="000000"/>
-                <w:sz w:val="19"/>
-              </w:rPr>
-            </w:r>
-          </w:p>
-          <w:p>
-            <w:pPr>
-              <w:widowControl/>
-              <w:spacing w:before="0" w:after="60" w:line="269" w:lineRule="auto"/>
+              <w:spacing w:before="0" w:after="100" w:line="245" w:lineRule="auto"/>
             </w:pPr>
             <w:r>
               <w:rPr>
                 <w:rFonts w:ascii="Arial" w:hAnsi="Arial" w:eastAsia="Arial"/>
                 <w:b/>
                 <w:color w:val="000000"/>
-                <w:sz w:val="19"/>
+                <w:sz w:val="56"/>
               </w:rPr>
-              <w:t>From</w:t>
+              <w:t>Participant Information and Privacy Notice</w:t>
             </w:r>
           </w:p>
           <w:p>
             <w:pPr>
+              <w:keepNext w:val="0"/>
               <w:widowControl/>
-              <w:spacing w:before="0" w:after="60" w:line="269" w:lineRule="auto"/>
+              <w:spacing w:before="0" w:after="100" w:line="252" w:lineRule="auto"/>
             </w:pPr>
             <w:r>
               <w:rPr>
                 <w:rFonts w:ascii="Arial" w:hAnsi="Arial" w:eastAsia="Arial"/>
-                <w:b w:val="0"/>
-                <w:color w:val="000000"/>
-                <w:sz w:val="19"/>
+                <w:i/>
+                <w:color w:val="555555"/>
+                <w:sz w:val="26"/>
               </w:rPr>
-              <w:t>Musparql project</w:t>
+              <w:t>A working draft for ICF review</w:t>
             </w:r>
           </w:p>
           <w:p>
             <w:pPr>
+              <w:keepNext w:val="0"/>
               <w:widowControl/>
-              <w:spacing w:before="0" w:after="140" w:line="269" w:lineRule="auto"/>
+              <w:spacing w:before="0" w:after="440" w:line="240" w:lineRule="auto"/>
             </w:pPr>
             <w:r>
               <w:rPr>
                 <w:rFonts w:ascii="Arial" w:hAnsi="Arial" w:eastAsia="Arial"/>
-                <w:b w:val="0"/>
-                <w:color w:val="000000"/>
+                <w:color w:val="696969"/>
                 <w:sz w:val="19"/>
               </w:rPr>
+              <w:t>10 September 2026  |  proposed notice version musparql-participant-notice-2026-09-v1</w:t>
             </w:r>
           </w:p>
           <w:p>
             <w:pPr>
-              <w:widowControl/>
-              <w:spacing w:before="0" w:after="60" w:line="269" w:lineRule="auto"/>
-            </w:pPr>
-            <w:r>
-              <w:rPr>
-                <w:rFonts w:ascii="Arial" w:hAnsi="Arial" w:eastAsia="Arial"/>
-                <w:b/>
-                <w:color w:val="000000"/>
-                <w:sz w:val="19"/>
-              </w:rPr>
-              <w:t>To</w:t>
-            </w:r>
-          </w:p>
-          <w:p>
-            <w:pPr>
-              <w:widowControl/>
-              <w:spacing w:before="0" w:after="60" w:line="269" w:lineRule="auto"/>
-            </w:pPr>
-            <w:r>
-              <w:rPr>
-                <w:rFonts w:ascii="Arial" w:hAnsi="Arial" w:eastAsia="Arial"/>
-                <w:b w:val="0"/>
-                <w:color w:val="000000"/>
-                <w:sz w:val="19"/>
-              </w:rPr>
-              <w:t>Michela and Andrew</w:t>
-            </w:r>
-          </w:p>
-          <w:p>
-            <w:pPr>
-              <w:widowControl/>
-              <w:spacing w:before="0" w:after="60" w:line="269" w:lineRule="auto"/>
-            </w:pPr>
-            <w:r>
-              <w:rPr>
-                <w:rFonts w:ascii="Arial" w:hAnsi="Arial" w:eastAsia="Arial"/>
-                <w:b w:val="0"/>
-                <w:color w:val="000000"/>
-                <w:sz w:val="19"/>
-              </w:rPr>
-              <w:t>Industry Commons Foundation</w:t>
-            </w:r>
-          </w:p>
-        </w:tc>
-        <w:tc>
-          <w:tcPr>
-            <w:tcMar>
-              <w:top w:w="110.0" w:type="dxa"/>
-              <w:bottom w:w="0.0" w:type="dxa"/>
-            </w:tcMar>
-            <w:vAlign w:val="top"/>
-          </w:tcPr>
-          <w:p>
-            <w:pPr>
-              <w:rPr/>
-            </w:pPr>
-            <w:r>
-              <w:rPr>
-                <w:rtl w:val="0"/>
-              </w:rPr>
-            </w:r>
-          </w:p>
-        </w:tc>
-        <w:tc>
-          <w:tcPr>
-            <w:tcMar>
-              <w:top w:w="110.0" w:type="dxa"/>
-              <w:bottom w:w="0.0" w:type="dxa"/>
-            </w:tcMar>
-            <w:vAlign w:val="top"/>
-          </w:tcPr>
-          <w:p>
-            <w:pPr>
-              <w:pStyle w:val="Title"/>
-              <w:widowControl/>
-              <w:spacing w:after="100" w:before="0" w:line="252" w:lineRule="auto"/>
-              <w:rPr/>
-            </w:pPr>
-            <w:r>
-              <w:rPr>
-                <w:rFonts w:ascii="Arial" w:hAnsi="Arial" w:eastAsia="Arial"/>
-                <w:b/>
-                <w:color w:val="000000"/>
-                <w:sz w:val="40"/>
-              </w:rPr>
-              <w:t>Musparql Participant Notice ICF Review Copy</w:t>
-            </w:r>
-          </w:p>
-          <w:p>
-            <w:pPr>
-              <w:widowControl/>
-              <w:spacing w:before="0" w:after="220" w:line="264" w:lineRule="auto"/>
-            </w:pPr>
-            <w:r>
-              <w:rPr>
-                <w:rFonts w:ascii="Arial" w:hAnsi="Arial" w:eastAsia="Arial"/>
-                <w:b/>
-                <w:i/>
-                <w:color w:val="000000"/>
-                <w:sz w:val="20"/>
-              </w:rPr>
-              <w:t>Draft for approval and not yet approved for participant use</w:t>
-            </w:r>
-          </w:p>
-          <w:p>
-            <w:pPr>
-              <w:widowControl/>
-              <w:spacing w:before="0" w:after="160" w:line="276" w:lineRule="auto"/>
-            </w:pPr>
-            <w:r>
-              <w:rPr>
-                <w:rFonts w:ascii="Arial" w:hAnsi="Arial" w:eastAsia="Arial"/>
-                <w:b w:val="0"/>
-                <w:color w:val="000000"/>
-                <w:sz w:val="21"/>
-              </w:rPr>
-              <w:t>Dear Michela and Andrew,</w:t>
-            </w:r>
-          </w:p>
-          <w:p>
-            <w:pPr>
+              <w:keepNext w:val="0"/>
               <w:widowControl/>
               <w:spacing w:before="0" w:after="180" w:line="276" w:lineRule="auto"/>
             </w:pPr>
@@ -262,190 +134,200 @@
               <w:rPr>
                 <w:rFonts w:ascii="Arial" w:hAnsi="Arial" w:eastAsia="Arial"/>
                 <w:b w:val="0"/>
+                <w:i w:val="0"/>
                 <w:color w:val="000000"/>
-                <w:sz w:val="21"/>
+                <w:sz w:val="23"/>
               </w:rPr>
-              <w:t>This review copy contains the proposed consent screen followed by the complete participant information and privacy notice. Please approve the participant wording before the first invitation is sent. Text in square brackets cannot be finalised until ICF confirms the decisions below.</w:t>
+              <w:t>Hi Michela and Andrew,</w:t>
             </w:r>
           </w:p>
           <w:p>
             <w:pPr>
+              <w:keepNext w:val="0"/>
               <w:widowControl/>
-              <w:spacing w:before="0" w:after="80" w:line="276" w:lineRule="auto"/>
+              <w:spacing w:before="0" w:after="300" w:line="283" w:lineRule="auto"/>
+            </w:pPr>
+            <w:r>
+              <w:rPr>
+                <w:rFonts w:ascii="Arial" w:hAnsi="Arial" w:eastAsia="Arial"/>
+                <w:b w:val="0"/>
+                <w:i w:val="0"/>
+                <w:color w:val="000000"/>
+                <w:sz w:val="23"/>
+              </w:rPr>
+              <w:t>This copy brings together the short consent screen and the full notice we would show Musparql reviewers. Before it goes live, could we agree the points below? The text in square brackets marks the parts that still need an ICF decision.</w:t>
+            </w:r>
+          </w:p>
+          <w:p>
+            <w:pPr>
+              <w:pStyle w:val="Heading1"/>
+              <w:keepNext/>
+              <w:widowControl/>
+              <w:spacing w:before="60" w:after="160" w:line="252" w:lineRule="auto"/>
             </w:pPr>
             <w:r>
               <w:rPr>
                 <w:rFonts w:ascii="Arial" w:hAnsi="Arial" w:eastAsia="Arial"/>
                 <w:b/>
                 <w:color w:val="000000"/>
-                <w:sz w:val="21"/>
+                <w:sz w:val="34"/>
               </w:rPr>
-              <w:t>Please confirm</w:t>
+              <w:t>Things to decide together</w:t>
             </w:r>
           </w:p>
           <w:p>
             <w:pPr>
               <w:widowControl/>
-              <w:spacing w:after="100" w:line="271" w:lineRule="auto"/>
-              <w:ind w:left="389" w:hanging="288"/>
+              <w:spacing w:after="120" w:line="274" w:lineRule="auto"/>
+              <w:ind w:left="389" w:hanging="259"/>
             </w:pPr>
             <w:r>
               <w:rPr>
                 <w:rFonts w:ascii="Arial" w:hAnsi="Arial" w:eastAsia="Arial"/>
-                <w:b/>
-                <w:color w:val="000000"/>
-                <w:sz w:val="19"/>
+                <w:color w:val="E05C34"/>
+                <w:sz w:val="22"/>
               </w:rPr>
-              <w:t xml:space="preserve">1. </w:t>
+              <w:t xml:space="preserve">• </w:t>
             </w:r>
             <w:r>
               <w:rPr>
                 <w:rFonts w:ascii="Arial" w:hAnsi="Arial" w:eastAsia="Arial"/>
-                <w:b w:val="0"/>
                 <w:color w:val="000000"/>
-                <w:sz w:val="19"/>
+                <w:sz w:val="22"/>
               </w:rPr>
-              <w:t>ICF's legal name, address, monitored Musparql contact address, and whether a DPO or additional privacy contact must be named.</w:t>
+              <w:t>ICF's legal name and address, whether the Musparql contact address is monitored, and whether a DPO or another privacy contact should be named.</w:t>
             </w:r>
           </w:p>
           <w:p>
             <w:pPr>
               <w:widowControl/>
-              <w:spacing w:after="100" w:line="271" w:lineRule="auto"/>
-              <w:ind w:left="389" w:hanging="288"/>
+              <w:spacing w:after="120" w:line="274" w:lineRule="auto"/>
+              <w:ind w:left="389" w:hanging="259"/>
             </w:pPr>
             <w:r>
               <w:rPr>
                 <w:rFonts w:ascii="Arial" w:hAnsi="Arial" w:eastAsia="Arial"/>
-                <w:b/>
-                <w:color w:val="000000"/>
-                <w:sz w:val="19"/>
+                <w:color w:val="E05C34"/>
+                <w:sz w:val="22"/>
               </w:rPr>
-              <w:t xml:space="preserve">2. </w:t>
+              <w:t xml:space="preserve">• </w:t>
             </w:r>
             <w:r>
               <w:rPr>
                 <w:rFonts w:ascii="Arial" w:hAnsi="Arial" w:eastAsia="Arial"/>
-                <w:b w:val="0"/>
                 <w:color w:val="000000"/>
-                <w:sz w:val="19"/>
+                <w:sz w:val="22"/>
               </w:rPr>
-              <w:t>The lawful basis for retaining existing pseudonymous annotations and linked language, expertise, and KG-familiarity data after withdrawal.</w:t>
+              <w:t>The lawful basis for keeping existing pseudonymous annotations together with language, expertise and KG-familiarity data after someone withdraws.</w:t>
             </w:r>
           </w:p>
           <w:p>
             <w:pPr>
               <w:widowControl/>
-              <w:spacing w:after="100" w:line="271" w:lineRule="auto"/>
-              <w:ind w:left="389" w:hanging="288"/>
+              <w:spacing w:after="120" w:line="274" w:lineRule="auto"/>
+              <w:ind w:left="389" w:hanging="259"/>
             </w:pPr>
             <w:r>
               <w:rPr>
                 <w:rFonts w:ascii="Arial" w:hAnsi="Arial" w:eastAsia="Arial"/>
-                <w:b/>
-                <w:color w:val="000000"/>
-                <w:sz w:val="19"/>
+                <w:color w:val="E05C34"/>
+                <w:sz w:val="22"/>
               </w:rPr>
-              <w:t xml:space="preserve">3. </w:t>
+              <w:t xml:space="preserve">• </w:t>
             </w:r>
             <w:r>
               <w:rPr>
                 <w:rFonts w:ascii="Arial" w:hAnsi="Arial" w:eastAsia="Arial"/>
-                <w:b w:val="0"/>
                 <w:color w:val="000000"/>
-                <w:sz w:val="19"/>
+                <w:sz w:val="22"/>
               </w:rPr>
-              <w:t>The lawful basis for any minimal security, rights-request, incident, or accountability records retained separately from participation consent.</w:t>
+              <w:t>The lawful basis for any minimal security, rights-request, incident or accountability records kept separately from participation consent.</w:t>
             </w:r>
           </w:p>
           <w:p>
             <w:pPr>
               <w:widowControl/>
-              <w:spacing w:after="100" w:line="271" w:lineRule="auto"/>
-              <w:ind w:left="389" w:hanging="288"/>
+              <w:spacing w:after="120" w:line="274" w:lineRule="auto"/>
+              <w:ind w:left="389" w:hanging="259"/>
             </w:pPr>
             <w:r>
               <w:rPr>
                 <w:rFonts w:ascii="Arial" w:hAnsi="Arial" w:eastAsia="Arial"/>
-                <w:b/>
-                <w:color w:val="000000"/>
-                <w:sz w:val="19"/>
+                <w:color w:val="E05C34"/>
+                <w:sz w:val="22"/>
               </w:rPr>
-              <w:t xml:space="preserve">4. </w:t>
+              <w:t xml:space="preserve">• </w:t>
             </w:r>
             <w:r>
               <w:rPr>
                 <w:rFonts w:ascii="Arial" w:hAnsi="Arial" w:eastAsia="Arial"/>
-                <w:b w:val="0"/>
                 <w:color w:val="000000"/>
-                <w:sz w:val="19"/>
+                <w:sz w:val="22"/>
               </w:rPr>
-              <w:t>The transactional email provider, processing countries, subprocessors, and any transfer wording.</w:t>
+              <w:t>The transactional email provider, where it processes data, its subprocessors, and any transfer wording we need.</w:t>
             </w:r>
           </w:p>
           <w:p>
             <w:pPr>
               <w:widowControl/>
-              <w:spacing w:after="100" w:line="271" w:lineRule="auto"/>
-              <w:ind w:left="389" w:hanging="288"/>
+              <w:spacing w:after="120" w:line="274" w:lineRule="auto"/>
+              <w:ind w:left="389" w:hanging="259"/>
             </w:pPr>
             <w:r>
               <w:rPr>
                 <w:rFonts w:ascii="Arial" w:hAnsi="Arial" w:eastAsia="Arial"/>
-                <w:b/>
-                <w:color w:val="000000"/>
-                <w:sz w:val="19"/>
+                <w:color w:val="E05C34"/>
+                <w:sz w:val="22"/>
               </w:rPr>
-              <w:t xml:space="preserve">5. </w:t>
+              <w:t xml:space="preserve">• </w:t>
             </w:r>
             <w:r>
               <w:rPr>
                 <w:rFonts w:ascii="Arial" w:hAnsi="Arial" w:eastAsia="Arial"/>
-                <w:b w:val="0"/>
                 <w:color w:val="000000"/>
-                <w:sz w:val="19"/>
+                <w:sz w:val="22"/>
               </w:rPr>
-              <w:t>The proposed project-closure rule and the transition process if the researcher leaves ICF.</w:t>
+              <w:t>The proposed project-closure rule and what happens to access if the researcher leaves ICF.</w:t>
             </w:r>
           </w:p>
           <w:p>
             <w:pPr>
               <w:widowControl/>
-              <w:spacing w:after="100" w:line="271" w:lineRule="auto"/>
-              <w:ind w:left="389" w:hanging="288"/>
+              <w:spacing w:after="120" w:line="274" w:lineRule="auto"/>
+              <w:ind w:left="389" w:hanging="259"/>
             </w:pPr>
             <w:r>
               <w:rPr>
                 <w:rFonts w:ascii="Arial" w:hAnsi="Arial" w:eastAsia="Arial"/>
-                <w:b/>
-                <w:color w:val="000000"/>
-                <w:sz w:val="19"/>
+                <w:color w:val="E05C34"/>
+                <w:sz w:val="22"/>
               </w:rPr>
-              <w:t xml:space="preserve">6. </w:t>
+              <w:t xml:space="preserve">• </w:t>
             </w:r>
             <w:r>
               <w:rPr>
                 <w:rFonts w:ascii="Arial" w:hAnsi="Arial" w:eastAsia="Arial"/>
-                <w:b w:val="0"/>
                 <w:color w:val="000000"/>
-                <w:sz w:val="19"/>
+                <w:sz w:val="22"/>
               </w:rPr>
-              <w:t>IMY as the named supervisory authority and completion of ICF's OPERAS or data-management-plan registration check.</w:t>
+              <w:t>Whether IMY should be named as the supervisory authority, and completion of ICF's OPERAS or data-management-plan check.</w:t>
             </w:r>
           </w:p>
           <w:p>
             <w:pPr>
+              <w:keepNext w:val="0"/>
               <w:widowControl/>
-              <w:spacing w:before="120" w:after="0" w:line="252" w:lineRule="auto"/>
+              <w:spacing w:before="140" w:after="0" w:line="269" w:lineRule="auto"/>
             </w:pPr>
             <w:r>
               <w:rPr>
                 <w:rFonts w:ascii="Arial" w:hAnsi="Arial" w:eastAsia="Arial"/>
+                <w:b w:val="0"/>
                 <w:i/>
-                <w:color w:val="5F5F5F"/>
-                <w:sz w:val="18"/>
+                <w:color w:val="000000"/>
+                <w:sz w:val="21"/>
               </w:rPr>
-              <w:t>Prepared from notice version musparql-participant-notice-2026-09-v1</w:t>
+              <w:t>Once these are settled, the bracketed passages can be finalised and the notice can be approved for use.</w:t>
             </w:r>
           </w:p>
         </w:tc>
@@ -470,8 +352,9 @@
     <w:p>
       <w:pPr>
         <w:pStyle w:val="Title"/>
-        <w:widowControl/>
-        <w:spacing w:before="0" w:after="100" w:line="252" w:lineRule="auto"/>
+        <w:keepNext w:val="0"/>
+        <w:widowControl/>
+        <w:spacing w:before="0" w:after="140" w:line="250" w:lineRule="auto"/>
       </w:pPr>
       <w:r>
         <w:rPr>
@@ -480,23 +363,23 @@
           <w:color w:val="000000"/>
           <w:sz w:val="44"/>
         </w:rPr>
-        <w:t>Proposed First Time Consent Screen</w:t>
-      </w:r>
-    </w:p>
-    <w:p>
-      <w:pPr>
-        <w:widowControl/>
-        <w:spacing w:before="0" w:after="280" w:line="276" w:lineRule="auto"/>
-      </w:pPr>
-      <w:r>
-        <w:rPr>
-          <w:rFonts w:ascii="Arial" w:hAnsi="Arial" w:eastAsia="Arial"/>
-          <w:b/>
+        <w:t>What reviewers will see first</w:t>
+      </w:r>
+    </w:p>
+    <w:p>
+      <w:pPr>
+        <w:keepNext w:val="0"/>
+        <w:widowControl/>
+        <w:spacing w:before="0" w:after="300" w:line="252" w:lineRule="auto"/>
+      </w:pPr>
+      <w:r>
+        <w:rPr>
+          <w:rFonts w:ascii="Arial" w:hAnsi="Arial" w:eastAsia="Arial"/>
           <w:i/>
           <w:color w:val="5F5F5F"/>
-          <w:sz w:val="20"/>
-        </w:rPr>
-        <w:t>For ICF approval before implementation</w:t>
+          <w:sz w:val="21"/>
+        </w:rPr>
+        <w:t>Draft screen copy for us to review together</w:t>
       </w:r>
     </w:p>
     <w:p>
@@ -504,16 +387,16 @@
         <w:pStyle w:val="Heading1"/>
         <w:keepNext/>
         <w:widowControl/>
-        <w:spacing w:before="280" w:after="120"/>
+        <w:spacing w:before="200" w:after="120" w:line="252" w:lineRule="auto"/>
       </w:pPr>
       <w:r>
         <w:rPr>
           <w:rFonts w:ascii="Arial" w:hAnsi="Arial" w:eastAsia="Arial"/>
           <w:b/>
           <w:color w:val="000000"/>
-          <w:sz w:val="32"/>
-        </w:rPr>
-        <w:t>Before You Take Part</w:t>
+          <w:sz w:val="34"/>
+        </w:rPr>
+        <w:t>Before you take part</w:t>
       </w:r>
     </w:p>
     <w:p>
@@ -2545,7 +2428,7 @@
       <w:headerReference w:type="even" r:id="rId6"/>
       <w:footerReference w:type="even" r:id="rId9"/>
       <w:pgSz w:h="15840" w:w="12240" w:orient="portrait"/>
-      <w:pgMar w:bottom="1008" w:top="720" w:left="1080" w:right="1080" w:header="490" w:footer="360"/>
+      <w:pgMar w:bottom="1037" w:top="1037" w:left="1238" w:right="1238" w:header="288" w:footer="360"/>
       <w:pgNumType w:start="1"/>
     </w:sectPr>
   </w:body>
@@ -2621,6 +2504,7 @@
         </w:tcPr>
         <w:p>
           <w:pPr>
+            <w:keepNext w:val="0"/>
             <w:widowControl/>
             <w:spacing w:after="0" w:before="0" w:line="240" w:lineRule="auto"/>
             <w:rPr>
@@ -2631,10 +2515,10 @@
           <w:r>
             <w:rPr>
               <w:rFonts w:ascii="Arial" w:hAnsi="Arial" w:eastAsia="Arial"/>
-              <w:color w:val="5F5F5F"/>
+              <w:color w:val="696969"/>
               <w:sz w:val="17"/>
             </w:rPr>
-            <w:t>Industry Commons Foundation  |  musparql@industrycommons.net  |  industrycommons.net</w:t>
+            <w:t>Musparql  |  participant notice draft</w:t>
           </w:r>
         </w:p>
       </w:tc>
@@ -2774,6 +2658,7 @@
         </w:tcPr>
         <w:p>
           <w:pPr>
+            <w:keepNext w:val="0"/>
             <w:widowControl/>
             <w:spacing w:after="0" w:before="0" w:line="240" w:lineRule="auto"/>
             <w:rPr>
@@ -2784,10 +2669,10 @@
           <w:r>
             <w:rPr>
               <w:rFonts w:ascii="Arial" w:hAnsi="Arial" w:eastAsia="Arial"/>
-              <w:color w:val="5F5F5F"/>
+              <w:color w:val="696969"/>
               <w:sz w:val="17"/>
             </w:rPr>
-            <w:t>Industry Commons Foundation  |  musparql@industrycommons.net  |  industrycommons.net</w:t>
+            <w:t>Musparql  |  participant notice draft</w:t>
           </w:r>
         </w:p>
       </w:tc>
@@ -2860,317 +2745,13 @@
 
 <file path=word/header1.xml><?xml version="1.0" encoding="utf-8"?>
 <w:hdr xmlns:mc="http://schemas.openxmlformats.org/markup-compatibility/2006" xmlns:o="urn:schemas-microsoft-com:office:office" xmlns:r="http://schemas.openxmlformats.org/officeDocument/2006/relationships" xmlns:m="http://schemas.openxmlformats.org/officeDocument/2006/math" xmlns:v="urn:schemas-microsoft-com:vml" xmlns:wp="http://schemas.openxmlformats.org/drawingml/2006/wordprocessingDrawing" xmlns:w10="urn:schemas-microsoft-com:office:word" xmlns:w="http://schemas.openxmlformats.org/wordprocessingml/2006/main" xmlns:wne="http://schemas.microsoft.com/office/word/2006/wordml" xmlns:sl="http://schemas.openxmlformats.org/schemaLibrary/2006/main" xmlns:a="http://schemas.openxmlformats.org/drawingml/2006/main" xmlns:pic="http://schemas.openxmlformats.org/drawingml/2006/picture" xmlns:c="http://schemas.openxmlformats.org/drawingml/2006/chart" xmlns:lc="http://schemas.openxmlformats.org/drawingml/2006/lockedCanvas" xmlns:dgm="http://schemas.openxmlformats.org/drawingml/2006/diagram" xmlns:wps="http://schemas.microsoft.com/office/word/2010/wordprocessingShape" xmlns:wpg="http://schemas.microsoft.com/office/word/2010/wordprocessingGroup" xmlns:w14="http://schemas.microsoft.com/office/word/2010/wordml" xmlns:w15="http://schemas.microsoft.com/office/word/2012/wordml" xmlns:w16="http://schemas.microsoft.com/office/word/2018/wordml" xmlns:w16cex="http://schemas.microsoft.com/office/word/2018/wordml/cex" xmlns:w16cid="http://schemas.microsoft.com/office/word/2016/wordml/cid" xmlns="http://schemas.microsoft.com/office/tasks/2019/documenttasks" xmlns:cr="http://schemas.microsoft.com/office/comments/2020/reactions">
-  <w:p>
-    <w:pPr>
-      <w:keepNext w:val="0"/>
-      <w:keepLines w:val="0"/>
-      <w:pageBreakBefore w:val="0"/>
-      <w:widowControl w:val="0"/>
-      <w:pBdr>
-        <w:top w:space="0" w:sz="0" w:val="nil"/>
-        <w:left w:space="0" w:sz="0" w:val="nil"/>
-        <w:bottom w:space="0" w:sz="0" w:val="nil"/>
-        <w:right w:space="0" w:sz="0" w:val="nil"/>
-        <w:between w:space="0" w:sz="0" w:val="nil"/>
-      </w:pBdr>
-      <w:shd w:fill="auto" w:val="clear"/>
-      <w:spacing w:after="0" w:before="0" w:line="276" w:lineRule="auto"/>
-      <w:ind w:left="0" w:right="0" w:firstLine="0"/>
-      <w:jc w:val="left"/>
-      <w:rPr/>
-    </w:pPr>
-    <w:r>
-      <w:rPr>
-        <w:rtl w:val="0"/>
-      </w:rPr>
-    </w:r>
-  </w:p>
-  <w:tbl>
-    <w:tblPr>
-      <w:tblStyle w:val="Table2"/>
-      <w:tblW w:w="10080.0" w:type="dxa"/>
-      <w:jc w:val="left"/>
-      <w:tblInd w:w="-115.0" w:type="dxa"/>
-      <w:tblBorders>
-        <w:top w:color="000000" w:space="0" w:sz="0" w:val="nil"/>
-        <w:left w:color="000000" w:space="0" w:sz="0" w:val="nil"/>
-        <w:bottom w:color="000000" w:space="0" w:sz="0" w:val="nil"/>
-        <w:right w:color="000000" w:space="0" w:sz="0" w:val="nil"/>
-        <w:insideH w:color="000000" w:space="0" w:sz="0" w:val="nil"/>
-        <w:insideV w:color="000000" w:space="0" w:sz="0" w:val="nil"/>
-      </w:tblBorders>
-      <w:tblLayout w:type="fixed"/>
-      <w:tblLook w:val="0400"/>
-    </w:tblPr>
-    <w:tblGrid>
-      <w:gridCol w:w="3060"/>
-      <w:gridCol w:w="7020"/>
-      <w:tblGridChange w:id="0">
-        <w:tblGrid>
-          <w:gridCol w:w="3060"/>
-          <w:gridCol w:w="7020"/>
-        </w:tblGrid>
-      </w:tblGridChange>
-    </w:tblGrid>
-    <w:tr>
-      <w:trPr>
-        <w:cantSplit w:val="0"/>
-        <w:tblHeader w:val="0"/>
-      </w:trPr>
-      <w:tc>
-        <w:tcPr>
-          <w:tcMar>
-            <w:top w:w="0.0" w:type="dxa"/>
-            <w:bottom w:w="0.0" w:type="dxa"/>
-          </w:tcMar>
-          <w:vAlign w:val="center"/>
-        </w:tcPr>
-        <w:p>
-          <w:pPr>
-            <w:spacing w:after="0" w:before="0" w:line="240" w:lineRule="auto"/>
-            <w:rPr>
-              <w:color w:val="f27c26"/>
-              <w:sz w:val="28"/>
-              <w:szCs w:val="28"/>
-            </w:rPr>
-          </w:pPr>
-          <w:r>
-            <w:rPr>
-              <w:rFonts w:ascii="Arial" w:hAnsi="Arial" w:eastAsia="Arial"/>
-              <w:b/>
-              <w:color w:val="F26522"/>
-              <w:sz w:val="40"/>
-            </w:rPr>
-            <w:t>MUSPARQL</w:t>
-          </w:r>
-        </w:p>
-      </w:tc>
-      <w:tc>
-        <w:tcPr>
-          <w:tcMar>
-            <w:top w:w="0.0" w:type="dxa"/>
-            <w:bottom w:w="0.0" w:type="dxa"/>
-          </w:tcMar>
-          <w:vAlign w:val="center"/>
-        </w:tcPr>
-        <w:p>
-          <w:pPr>
-            <w:widowControl/>
-            <w:spacing w:after="0" w:before="0" w:line="252" w:lineRule="auto"/>
-            <w:rPr>
-              <w:sz w:val="18"/>
-              <w:szCs w:val="18"/>
-            </w:rPr>
-          </w:pPr>
-          <w:r>
-            <w:rPr>
-              <w:rFonts w:ascii="Arial" w:hAnsi="Arial" w:eastAsia="Arial"/>
-              <w:color w:val="000000"/>
-              <w:sz w:val="19"/>
-            </w:rPr>
-            <w:t>7A Centralen, Vasagatan 7</w:t>
-          </w:r>
-        </w:p>
-        <w:p>
-          <w:pPr>
-            <w:widowControl/>
-            <w:spacing w:before="0" w:after="0" w:line="252" w:lineRule="auto"/>
-          </w:pPr>
-          <w:r>
-            <w:rPr>
-              <w:rFonts w:ascii="Arial" w:hAnsi="Arial" w:eastAsia="Arial"/>
-              <w:color w:val="000000"/>
-              <w:sz w:val="19"/>
-            </w:rPr>
-            <w:t>111 20 Stockholm, Sweden  |  industrycommons.net</w:t>
-          </w:r>
-        </w:p>
-      </w:tc>
-    </w:tr>
-  </w:tbl>
-  <w:p>
-    <w:pPr>
-      <w:keepNext w:val="0"/>
-      <w:keepLines w:val="0"/>
-      <w:pageBreakBefore w:val="0"/>
-      <w:widowControl w:val="0"/>
-      <w:pBdr>
-        <w:top w:space="0" w:sz="0" w:val="nil"/>
-        <w:left w:space="0" w:sz="0" w:val="nil"/>
-        <w:bottom w:space="0" w:sz="0" w:val="nil"/>
-        <w:right w:space="0" w:sz="0" w:val="nil"/>
-        <w:between w:space="0" w:sz="0" w:val="nil"/>
-      </w:pBdr>
-      <w:shd w:fill="auto" w:val="clear"/>
-      <w:spacing w:after="0" w:before="0" w:line="276" w:lineRule="auto"/>
-      <w:ind w:left="0" w:right="0" w:firstLine="0"/>
-      <w:jc w:val="left"/>
-      <w:rPr/>
-    </w:pPr>
-    <w:r>
-      <w:rPr>
-        <w:rtl w:val="0"/>
-      </w:rPr>
-    </w:r>
-  </w:p>
+  <w:p/>
 </w:hdr>
 </file>
 
 <file path=word/header2.xml><?xml version="1.0" encoding="utf-8"?>
 <w:hdr xmlns:m="http://schemas.openxmlformats.org/officeDocument/2006/math" xmlns:mc="http://schemas.openxmlformats.org/markup-compatibility/2006" xmlns:mo="http://schemas.microsoft.com/office/mac/office/2008/main" xmlns:mv="urn:schemas-microsoft-com:mac:vml" xmlns:o="urn:schemas-microsoft-com:office:office" xmlns:r="http://schemas.openxmlformats.org/officeDocument/2006/relationships" xmlns:v="urn:schemas-microsoft-com:vml" xmlns:w10="urn:schemas-microsoft-com:office:word" xmlns:w14="http://schemas.microsoft.com/office/word/2010/wordml" xmlns:w="http://schemas.openxmlformats.org/wordprocessingml/2006/main" xmlns:wne="http://schemas.microsoft.com/office/word/2006/wordml" xmlns:wp14="http://schemas.microsoft.com/office/word/2010/wordprocessingDrawing" xmlns:wp="http://schemas.openxmlformats.org/drawingml/2006/wordprocessingDrawing" xmlns:wpc="http://schemas.microsoft.com/office/word/2010/wordprocessingCanvas" xmlns:wpg="http://schemas.microsoft.com/office/word/2010/wordprocessingGroup" xmlns:wpi="http://schemas.microsoft.com/office/word/2010/wordprocessingInk" xmlns:wps="http://schemas.microsoft.com/office/word/2010/wordprocessingShape" mc:Ignorable="w14 wp14">
-  <w:p>
-    <w:pPr>
-      <w:keepNext w:val="0"/>
-      <w:keepLines w:val="0"/>
-      <w:pageBreakBefore w:val="0"/>
-      <w:widowControl w:val="0"/>
-      <w:pBdr>
-        <w:top w:space="0" w:sz="0" w:val="nil"/>
-        <w:left w:space="0" w:sz="0" w:val="nil"/>
-        <w:bottom w:space="0" w:sz="0" w:val="nil"/>
-        <w:right w:space="0" w:sz="0" w:val="nil"/>
-        <w:between w:space="0" w:sz="0" w:val="nil"/>
-      </w:pBdr>
-      <w:shd w:fill="auto" w:val="clear"/>
-      <w:spacing w:after="0" w:before="0" w:line="276" w:lineRule="auto"/>
-      <w:ind w:left="0" w:right="0" w:firstLine="0"/>
-      <w:jc w:val="left"/>
-      <w:rPr/>
-    </w:pPr>
-    <w:r>
-      <w:rPr>
-        <w:rtl w:val="0"/>
-      </w:rPr>
-    </w:r>
-  </w:p>
-  <w:tbl>
-    <w:tblPr>
-      <w:tblStyle w:val="Table2"/>
-      <w:tblW w:w="10080.0" w:type="dxa"/>
-      <w:jc w:val="left"/>
-      <w:tblInd w:w="-115.0" w:type="dxa"/>
-      <w:tblBorders>
-        <w:top w:color="000000" w:space="0" w:sz="0" w:val="nil"/>
-        <w:left w:color="000000" w:space="0" w:sz="0" w:val="nil"/>
-        <w:bottom w:color="000000" w:space="0" w:sz="0" w:val="nil"/>
-        <w:right w:color="000000" w:space="0" w:sz="0" w:val="nil"/>
-        <w:insideH w:color="000000" w:space="0" w:sz="0" w:val="nil"/>
-        <w:insideV w:color="000000" w:space="0" w:sz="0" w:val="nil"/>
-      </w:tblBorders>
-      <w:tblLayout w:type="fixed"/>
-      <w:tblLook w:val="0400"/>
-    </w:tblPr>
-    <w:tblGrid>
-      <w:gridCol w:w="3060"/>
-      <w:gridCol w:w="7020"/>
-      <w:tblGridChange w:id="0">
-        <w:tblGrid>
-          <w:gridCol w:w="3060"/>
-          <w:gridCol w:w="7020"/>
-        </w:tblGrid>
-      </w:tblGridChange>
-    </w:tblGrid>
-    <w:tr>
-      <w:trPr>
-        <w:cantSplit w:val="0"/>
-        <w:tblHeader w:val="0"/>
-      </w:trPr>
-      <w:tc>
-        <w:tcPr>
-          <w:tcMar>
-            <w:top w:w="0.0" w:type="dxa"/>
-            <w:bottom w:w="0.0" w:type="dxa"/>
-          </w:tcMar>
-          <w:vAlign w:val="center"/>
-        </w:tcPr>
-        <w:p>
-          <w:pPr>
-            <w:spacing w:after="0" w:before="0" w:line="240" w:lineRule="auto"/>
-            <w:rPr>
-              <w:color w:val="f27c26"/>
-              <w:sz w:val="28"/>
-              <w:szCs w:val="28"/>
-            </w:rPr>
-          </w:pPr>
-          <w:r>
-            <w:rPr>
-              <w:rFonts w:ascii="Arial" w:hAnsi="Arial" w:eastAsia="Arial"/>
-              <w:b/>
-              <w:color w:val="F26522"/>
-              <w:sz w:val="40"/>
-            </w:rPr>
-            <w:t>MUSPARQL</w:t>
-          </w:r>
-        </w:p>
-      </w:tc>
-      <w:tc>
-        <w:tcPr>
-          <w:tcMar>
-            <w:top w:w="0.0" w:type="dxa"/>
-            <w:bottom w:w="0.0" w:type="dxa"/>
-          </w:tcMar>
-          <w:vAlign w:val="center"/>
-        </w:tcPr>
-        <w:p>
-          <w:pPr>
-            <w:widowControl/>
-            <w:spacing w:after="0" w:before="0" w:line="252" w:lineRule="auto"/>
-            <w:rPr>
-              <w:sz w:val="18"/>
-              <w:szCs w:val="18"/>
-            </w:rPr>
-          </w:pPr>
-          <w:r>
-            <w:rPr>
-              <w:rFonts w:ascii="Arial" w:hAnsi="Arial" w:eastAsia="Arial"/>
-              <w:color w:val="000000"/>
-              <w:sz w:val="19"/>
-            </w:rPr>
-            <w:t>7A Centralen, Vasagatan 7</w:t>
-          </w:r>
-        </w:p>
-        <w:p>
-          <w:pPr>
-            <w:widowControl/>
-            <w:spacing w:before="0" w:after="0" w:line="252" w:lineRule="auto"/>
-          </w:pPr>
-          <w:r>
-            <w:rPr>
-              <w:rFonts w:ascii="Arial" w:hAnsi="Arial" w:eastAsia="Arial"/>
-              <w:color w:val="000000"/>
-              <w:sz w:val="19"/>
-            </w:rPr>
-            <w:t>111 20 Stockholm, Sweden  |  industrycommons.net</w:t>
-          </w:r>
-        </w:p>
-      </w:tc>
-    </w:tr>
-  </w:tbl>
-  <w:p>
-    <w:pPr>
-      <w:keepNext w:val="0"/>
-      <w:keepLines w:val="0"/>
-      <w:pageBreakBefore w:val="0"/>
-      <w:widowControl w:val="0"/>
-      <w:pBdr>
-        <w:top w:space="0" w:sz="0" w:val="nil"/>
-        <w:left w:space="0" w:sz="0" w:val="nil"/>
-        <w:bottom w:space="0" w:sz="0" w:val="nil"/>
-        <w:right w:space="0" w:sz="0" w:val="nil"/>
-        <w:between w:space="0" w:sz="0" w:val="nil"/>
-      </w:pBdr>
-      <w:shd w:fill="auto" w:val="clear"/>
-      <w:spacing w:after="0" w:before="0" w:line="276" w:lineRule="auto"/>
-      <w:ind w:left="0" w:right="0" w:firstLine="0"/>
-      <w:jc w:val="left"/>
-      <w:rPr/>
-    </w:pPr>
-    <w:r>
-      <w:rPr>
-        <w:rtl w:val="0"/>
-      </w:rPr>
-    </w:r>
-  </w:p>
+  <w:p/>
 </w:hdr>
 </file>
 
@@ -3208,7 +2789,7 @@
     <w:name w:val="normal"/>
     <w:rPr>
       <w:rFonts w:ascii="Arial" w:hAnsi="Arial" w:eastAsia="Arial"/>
-      <w:color w:val="000000"/>
+      <w:color w:val="191919"/>
       <w:sz w:val="22"/>
     </w:rPr>
   </w:style>
@@ -3226,7 +2807,7 @@
       <w:b/>
       <w:bCs w:val="1"/>
       <w:color w:val="000000"/>
-      <w:sz w:val="32"/>
+      <w:sz w:val="34"/>
       <w:szCs w:val="28"/>
     </w:rPr>
   </w:style>
@@ -3244,7 +2825,7 @@
       <w:b/>
       <w:bCs w:val="1"/>
       <w:color w:val="000000"/>
-      <w:sz w:val="25"/>
+      <w:sz w:val="26"/>
       <w:szCs w:val="26"/>
     </w:rPr>
   </w:style>
@@ -3323,7 +2904,7 @@
       <w:rFonts w:ascii="Arial" w:cs="Calibri" w:eastAsia="Arial" w:hAnsi="Arial"/>
       <w:b/>
       <w:color w:val="000000"/>
-      <w:sz w:val="44"/>
+      <w:sz w:val="50"/>
       <w:szCs w:val="52"/>
     </w:rPr>
   </w:style>

--- a/docs/Musparql_Participant_Notice_ICF_Review.docx
+++ b/docs/Musparql_Participant_Notice_ICF_Review.docx
@@ -426,6 +426,21 @@
           <w:color w:val="000000"/>
           <w:sz w:val="22"/>
         </w:rPr>
+        <w:t>For the IPL workshop, you may work alone or in a self-selected reviewing group. A group's joint submission is attributed to the pseudonymous reviewer identifiers of the people who contributed to it.</w:t>
+      </w:r>
+    </w:p>
+    <w:p>
+      <w:pPr>
+        <w:widowControl/>
+        <w:spacing w:before="0" w:after="140" w:line="276" w:lineRule="auto"/>
+      </w:pPr>
+      <w:r>
+        <w:rPr>
+          <w:rFonts w:ascii="Arial" w:hAnsi="Arial" w:eastAsia="Arial"/>
+          <w:b w:val="0"/>
+          <w:color w:val="000000"/>
+          <w:sz w:val="22"/>
+        </w:rPr>
         <w:t>We publish benchmark questions and ambiguity or alternative data, but not your name, contact details, reviewer profile, or reviewer-linked annotations.</w:t>
       </w:r>
     </w:p>
@@ -1019,7 +1034,22 @@
           <w:color w:val="000000"/>
           <w:sz w:val="22"/>
         </w:rPr>
-        <w:t>You will sign in using a short code sent to your invited email address. You will complete a short profile and, before each assignment, confirm your relevant subject expertise and familiarity with the assigned knowledge graph.</w:t>
+        <w:t>You will normally sign in using a short code sent to your invited email address. If email login is unavailable at the IPL workshop, the facilitator may instead give you a shared workshop entry code. Each use of that code creates a separate participant account and session. You will then complete a short profile and, before each assignment, confirm your relevant subject expertise and familiarity with the assigned knowledge graph.</w:t>
+      </w:r>
+    </w:p>
+    <w:p>
+      <w:pPr>
+        <w:widowControl/>
+        <w:spacing w:before="0" w:after="140" w:line="276" w:lineRule="auto"/>
+      </w:pPr>
+      <w:r>
+        <w:rPr>
+          <w:rFonts w:ascii="Arial" w:hAnsi="Arial" w:eastAsia="Arial"/>
+          <w:b w:val="0"/>
+          <w:color w:val="000000"/>
+          <w:sz w:val="22"/>
+        </w:rPr>
+        <w:t>For the IPL workshop, you may work alone or in a self-selected reviewing group. Each participant consents and completes their profile individually. A group makes one joint submission, attributed to the pseudonymous reviewer identifiers of the members who contributed to it.</w:t>
       </w:r>
     </w:p>
     <w:p>
@@ -1222,25 +1252,7 @@
           <w:color w:val="000000"/>
           <w:sz w:val="22"/>
         </w:rPr>
-        <w:t xml:space="preserve">• </w:t>
-      </w:r>
-      <w:r>
-        <w:rPr>
-          <w:rFonts w:ascii="Arial" w:hAnsi="Arial" w:eastAsia="Arial"/>
-          <w:b/>
-          <w:color w:val="000000"/>
-          <w:sz w:val="22"/>
-        </w:rPr>
-        <w:t>Operational identity and contact:</w:t>
-      </w:r>
-      <w:r>
-        <w:rPr>
-          <w:rFonts w:ascii="Arial" w:hAnsi="Arial" w:eastAsia="Arial"/>
-          <w:b w:val="0"/>
-          <w:color w:val="000000"/>
-          <w:sz w:val="22"/>
-        </w:rPr>
-        <w:t xml:space="preserve"> your name, email address, optional affiliation, account status, and the confidential link to your pseudonymous reviewer identifier. These details are used for invitations, login, follow-up questions about your annotations, and future annotation invitations; they are not research variables.</w:t>
+        <w:t>• Operational identity and contact: your name, optional affiliation, account status, and the confidential link to your pseudonymous reviewer identifier. If you use email sign-in, we also collect your email address. These details are used for invitations, login, follow-up questions about your annotations, and future annotation invitations; they are not research variables.</w:t>
       </w:r>
     </w:p>
     <w:p>
@@ -1392,25 +1404,7 @@
           <w:color w:val="000000"/>
           <w:sz w:val="22"/>
         </w:rPr>
-        <w:t xml:space="preserve">• </w:t>
-      </w:r>
-      <w:r>
-        <w:rPr>
-          <w:rFonts w:ascii="Arial" w:hAnsi="Arial" w:eastAsia="Arial"/>
-          <w:b/>
-          <w:color w:val="000000"/>
-          <w:sz w:val="22"/>
-        </w:rPr>
-        <w:t>Review contributions:</w:t>
-      </w:r>
-      <w:r>
-        <w:rPr>
-          <w:rFonts w:ascii="Arial" w:hAnsi="Arial" w:eastAsia="Arial"/>
-          <w:b w:val="0"/>
-          <w:color w:val="000000"/>
-          <w:sz w:val="22"/>
-        </w:rPr>
-        <w:t xml:space="preserve"> decisions, rewrites, alternative formulations, ratings, comments, problem reports, and submission timestamps.</w:t>
+        <w:t>• Review contributions: decisions, rewrites, alternative formulations, ratings, comments, problem reports, submission timestamps, and, for joint submissions, the reviewing group's pseudonymous identifier and the pseudonymous reviewer identifiers of its contributors.</w:t>
       </w:r>
     </w:p>
     <w:p>
@@ -1557,16 +1551,7 @@
           <w:color w:val="000000"/>
           <w:sz w:val="22"/>
         </w:rPr>
-        <w:t xml:space="preserve">• </w:t>
-      </w:r>
-      <w:r>
-        <w:rPr>
-          <w:rFonts w:ascii="Arial" w:hAnsi="Arial" w:eastAsia="Arial"/>
-          <w:b w:val="0"/>
-          <w:color w:val="000000"/>
-          <w:sz w:val="22"/>
-        </w:rPr>
-        <w:t>understand which forms of expertise and knowledge-graph familiarity are represented in the reviewer group;</w:t>
+        <w:t>• understand which forms of expertise and knowledge-graph familiarity are represented in the reviewer cohort;</w:t>
       </w:r>
     </w:p>
     <w:p>
@@ -2048,7 +2033,7 @@
           <w:color w:val="000000"/>
           <w:sz w:val="22"/>
         </w:rPr>
-        <w:t>Musparql uses invitation-only access, short-lived single-use login codes, revocable sessions, HTTPS, access controls, restricted service accounts, redacted operational logs, encrypted off-server backups, security updates, and tested recovery procedures. No online service can eliminate every risk, but ICF and the researcher take measures proportionate to the limited scale and nature of the study.</w:t>
+        <w:t>Musparql uses controlled access, short-lived single-use login codes, a time-limited and capped workshop entry code when needed, revocable sessions, HTTPS, access controls, restricted service accounts, redacted operational logs, encrypted off-server backups, security updates, and tested recovery procedures. No online service can eliminate every risk, but ICF and the researcher take measures proportionate to the limited scale and nature of the study.</w:t>
       </w:r>
     </w:p>
     <w:p>
